--- a/docs/Forge-Complete-Technical-Report.docx
+++ b/docs/Forge-Complete-Technical-Report.docx
@@ -37,7 +37,7 @@
           <w:i w:val="0"/>
           <w:color w:val="555555"/>
         </w:rPr>
-        <w:t>Companion files: GUIDE.md (run it), docs/ARCHITECTURE.md (plain language), docs/DESIGN.md (HLD/LLD with diagrams), docs/VERIFY.md (what each screen writes to the database).</w:t>
+        <w:t>Companion files: README.md (run it), docs/ARCHITECTURE.md (plain language), docs/DESIGN.md (HLD/LLD with diagrams), docs/BACKEND.md (code walkthrough), docs/VERIFY.md (what each screen writes to the database).</w:t>
       </w:r>
     </w:p>
     <w:p>
